--- a/Project One - Milestone Two - Ahmed S. Mohammed's Journal.docx
+++ b/Project One - Milestone Two - Ahmed S. Mohammed's Journal.docx
@@ -7,7 +7,6 @@
         <w:pStyle w:val="Heading1"/>
         <w:jc w:val="center"/>
       </w:pPr>
-      <w:bookmarkStart w:id="0" w:name="_GoBack"/>
       <w:r>
         <w:t>Computer Architecture</w:t>
       </w:r>
@@ -101,16 +100,7 @@
         <w:pStyle w:val="Heading2"/>
       </w:pPr>
       <w:r>
-        <w:t>12/04/2026 (</w:t>
-      </w:r>
-      <w:r>
-        <w:t>10</w:t>
-      </w:r>
-      <w:r>
-        <w:t>:30 AM –</w:t>
-      </w:r>
-      <w:r>
-        <w:t xml:space="preserve"> </w:t>
+        <w:t xml:space="preserve">12/04/2026 (10:30 AM – </w:t>
       </w:r>
       <w:r>
         <w:t>11:30 AM</w:t>
@@ -204,25 +194,7 @@
         <w:pStyle w:val="Heading2"/>
       </w:pPr>
       <w:r>
-        <w:t>12/04/2026 (1</w:t>
-      </w:r>
-      <w:r>
-        <w:t>1</w:t>
-      </w:r>
-      <w:r>
-        <w:t xml:space="preserve">:30 AM – </w:t>
-      </w:r>
-      <w:r>
-        <w:t>12:00</w:t>
-      </w:r>
-      <w:r>
-        <w:t xml:space="preserve"> </w:t>
-      </w:r>
-      <w:r>
-        <w:t>PM</w:t>
-      </w:r>
-      <w:r>
-        <w:t>)</w:t>
+        <w:t>12/04/2026 (11:30 AM – 12:00 PM)</w:t>
       </w:r>
     </w:p>
     <w:p>
@@ -244,13 +216,7 @@
         <w:pStyle w:val="Heading2"/>
       </w:pPr>
       <w:r>
-        <w:t>12/04/2026 (1</w:t>
-      </w:r>
-      <w:r>
-        <w:t>2</w:t>
-      </w:r>
-      <w:r>
-        <w:t xml:space="preserve">:30 </w:t>
+        <w:t xml:space="preserve">12/04/2026 (12:30 </w:t>
       </w:r>
       <w:r>
         <w:t>PM</w:t>
@@ -511,10 +477,16 @@
         <w:pStyle w:val="Heading2"/>
       </w:pPr>
       <w:r>
-        <w:t>12/04/2026 (</w:t>
-      </w:r>
-      <w:r>
-        <w:t>02:45 PM - END?</w:t>
+        <w:t xml:space="preserve">12/04/2026 (02:45 PM </w:t>
+      </w:r>
+      <w:r>
+        <w:t>–</w:t>
+      </w:r>
+      <w:r>
+        <w:t xml:space="preserve"> </w:t>
+      </w:r>
+      <w:r>
+        <w:t>04:00 PM</w:t>
       </w:r>
       <w:r>
         <w:t>)</w:t>
@@ -603,7 +575,6 @@
         <w:t>SRAI</w:t>
       </w:r>
     </w:p>
-    <w:p/>
     <w:p>
       <w:pPr>
         <w:pStyle w:val="ListBullet"/>
@@ -614,7 +585,429 @@
         <w:ind w:left="360" w:hanging="360"/>
       </w:pPr>
     </w:p>
-    <w:p/>
+    <w:p>
+      <w:pPr>
+        <w:pStyle w:val="Heading2"/>
+      </w:pPr>
+      <w:r>
+        <w:t>13</w:t>
+      </w:r>
+      <w:r>
+        <w:t>/04/2026 (</w:t>
+      </w:r>
+      <w:r>
+        <w:t>10:00 AM –</w:t>
+      </w:r>
+      <w:r>
+        <w:t xml:space="preserve"> 10:30 AM</w:t>
+      </w:r>
+      <w:r>
+        <w:t>)</w:t>
+      </w:r>
+    </w:p>
+    <w:p>
+      <w:r>
+        <w:t xml:space="preserve">Started comprehensive testing on the </w:t>
+      </w:r>
+      <w:r>
+        <w:t>supported instructions so far including:</w:t>
+      </w:r>
+    </w:p>
+    <w:p>
+      <w:pPr>
+        <w:pStyle w:val="ListBullet"/>
+        <w:tabs>
+          <w:tab w:val="clear" w:pos="360"/>
+          <w:tab w:val="num" w:pos="1080"/>
+        </w:tabs>
+        <w:ind w:left="1080"/>
+      </w:pPr>
+      <w:r>
+        <w:t>ADD</w:t>
+      </w:r>
+    </w:p>
+    <w:p>
+      <w:pPr>
+        <w:pStyle w:val="ListBullet"/>
+        <w:tabs>
+          <w:tab w:val="clear" w:pos="360"/>
+          <w:tab w:val="num" w:pos="1080"/>
+        </w:tabs>
+        <w:ind w:left="1080"/>
+      </w:pPr>
+      <w:r>
+        <w:t>SUB</w:t>
+      </w:r>
+    </w:p>
+    <w:p>
+      <w:pPr>
+        <w:pStyle w:val="ListBullet"/>
+        <w:tabs>
+          <w:tab w:val="clear" w:pos="360"/>
+          <w:tab w:val="num" w:pos="1080"/>
+        </w:tabs>
+        <w:ind w:left="1080"/>
+      </w:pPr>
+      <w:r>
+        <w:t>OR</w:t>
+      </w:r>
+    </w:p>
+    <w:p>
+      <w:pPr>
+        <w:pStyle w:val="ListBullet"/>
+        <w:tabs>
+          <w:tab w:val="clear" w:pos="360"/>
+          <w:tab w:val="num" w:pos="1080"/>
+        </w:tabs>
+        <w:ind w:left="1080"/>
+      </w:pPr>
+      <w:r>
+        <w:t>AND</w:t>
+      </w:r>
+    </w:p>
+    <w:p>
+      <w:pPr>
+        <w:pStyle w:val="ListBullet"/>
+        <w:tabs>
+          <w:tab w:val="clear" w:pos="360"/>
+          <w:tab w:val="num" w:pos="1080"/>
+        </w:tabs>
+        <w:ind w:left="1080"/>
+      </w:pPr>
+      <w:r>
+        <w:t>LW</w:t>
+      </w:r>
+    </w:p>
+    <w:p>
+      <w:pPr>
+        <w:pStyle w:val="ListBullet"/>
+        <w:tabs>
+          <w:tab w:val="clear" w:pos="360"/>
+          <w:tab w:val="num" w:pos="1080"/>
+        </w:tabs>
+        <w:ind w:left="1080"/>
+      </w:pPr>
+      <w:r>
+        <w:t>SW</w:t>
+      </w:r>
+    </w:p>
+    <w:p>
+      <w:pPr>
+        <w:pStyle w:val="ListBullet"/>
+        <w:tabs>
+          <w:tab w:val="clear" w:pos="360"/>
+          <w:tab w:val="num" w:pos="1080"/>
+        </w:tabs>
+        <w:ind w:left="1080"/>
+      </w:pPr>
+      <w:r>
+        <w:t>BEQ</w:t>
+      </w:r>
+    </w:p>
+    <w:p>
+      <w:pPr>
+        <w:pStyle w:val="ListBullet"/>
+        <w:tabs>
+          <w:tab w:val="clear" w:pos="360"/>
+          <w:tab w:val="num" w:pos="1080"/>
+        </w:tabs>
+        <w:ind w:left="1080"/>
+      </w:pPr>
+      <w:r>
+        <w:t>XOR</w:t>
+      </w:r>
+    </w:p>
+    <w:p>
+      <w:pPr>
+        <w:pStyle w:val="ListBullet"/>
+        <w:tabs>
+          <w:tab w:val="clear" w:pos="360"/>
+          <w:tab w:val="num" w:pos="1080"/>
+        </w:tabs>
+        <w:ind w:left="1080"/>
+      </w:pPr>
+      <w:r>
+        <w:t>XORI</w:t>
+      </w:r>
+    </w:p>
+    <w:p>
+      <w:pPr>
+        <w:pStyle w:val="ListBullet"/>
+        <w:tabs>
+          <w:tab w:val="clear" w:pos="360"/>
+          <w:tab w:val="num" w:pos="1080"/>
+        </w:tabs>
+        <w:ind w:left="1080"/>
+      </w:pPr>
+      <w:r>
+        <w:t>ADDI</w:t>
+      </w:r>
+    </w:p>
+    <w:p>
+      <w:pPr>
+        <w:pStyle w:val="ListBullet"/>
+        <w:tabs>
+          <w:tab w:val="clear" w:pos="360"/>
+          <w:tab w:val="num" w:pos="1080"/>
+        </w:tabs>
+        <w:ind w:left="1080"/>
+      </w:pPr>
+      <w:r>
+        <w:t>ORI</w:t>
+      </w:r>
+    </w:p>
+    <w:p>
+      <w:pPr>
+        <w:pStyle w:val="ListBullet"/>
+        <w:tabs>
+          <w:tab w:val="clear" w:pos="360"/>
+          <w:tab w:val="num" w:pos="1080"/>
+        </w:tabs>
+        <w:ind w:left="1080"/>
+      </w:pPr>
+      <w:r>
+        <w:t>ANDI</w:t>
+      </w:r>
+    </w:p>
+    <w:p>
+      <w:pPr>
+        <w:pStyle w:val="ListBullet"/>
+        <w:tabs>
+          <w:tab w:val="clear" w:pos="360"/>
+          <w:tab w:val="num" w:pos="1080"/>
+        </w:tabs>
+        <w:ind w:left="1080"/>
+      </w:pPr>
+      <w:r>
+        <w:t>SLL</w:t>
+      </w:r>
+    </w:p>
+    <w:p>
+      <w:pPr>
+        <w:pStyle w:val="ListBullet"/>
+        <w:tabs>
+          <w:tab w:val="clear" w:pos="360"/>
+          <w:tab w:val="num" w:pos="1080"/>
+        </w:tabs>
+        <w:ind w:left="1080"/>
+      </w:pPr>
+      <w:r>
+        <w:t>SLLI</w:t>
+      </w:r>
+    </w:p>
+    <w:p>
+      <w:pPr>
+        <w:pStyle w:val="ListBullet"/>
+        <w:tabs>
+          <w:tab w:val="clear" w:pos="360"/>
+          <w:tab w:val="num" w:pos="1080"/>
+        </w:tabs>
+        <w:ind w:left="1080"/>
+      </w:pPr>
+      <w:r>
+        <w:t>SRL</w:t>
+      </w:r>
+    </w:p>
+    <w:p>
+      <w:pPr>
+        <w:pStyle w:val="ListBullet"/>
+        <w:tabs>
+          <w:tab w:val="clear" w:pos="360"/>
+          <w:tab w:val="num" w:pos="1080"/>
+        </w:tabs>
+        <w:ind w:left="1080"/>
+      </w:pPr>
+      <w:r>
+        <w:t>SRLI</w:t>
+      </w:r>
+    </w:p>
+    <w:p>
+      <w:pPr>
+        <w:pStyle w:val="ListBullet"/>
+        <w:tabs>
+          <w:tab w:val="clear" w:pos="360"/>
+          <w:tab w:val="num" w:pos="1080"/>
+        </w:tabs>
+        <w:ind w:left="1080"/>
+      </w:pPr>
+      <w:r>
+        <w:t>SRA</w:t>
+      </w:r>
+    </w:p>
+    <w:p>
+      <w:pPr>
+        <w:pStyle w:val="ListBullet"/>
+        <w:tabs>
+          <w:tab w:val="clear" w:pos="360"/>
+          <w:tab w:val="num" w:pos="1080"/>
+        </w:tabs>
+        <w:ind w:left="1080"/>
+      </w:pPr>
+      <w:r>
+        <w:t>SRAI</w:t>
+      </w:r>
+    </w:p>
+    <w:p>
+      <w:pPr>
+        <w:pStyle w:val="ListBullet"/>
+        <w:tabs>
+          <w:tab w:val="clear" w:pos="360"/>
+          <w:tab w:val="num" w:pos="1080"/>
+        </w:tabs>
+        <w:ind w:left="1080"/>
+      </w:pPr>
+      <w:r>
+        <w:t>SLT</w:t>
+      </w:r>
+    </w:p>
+    <w:p>
+      <w:pPr>
+        <w:pStyle w:val="ListBullet"/>
+        <w:tabs>
+          <w:tab w:val="clear" w:pos="360"/>
+          <w:tab w:val="num" w:pos="1080"/>
+        </w:tabs>
+        <w:ind w:left="1080"/>
+      </w:pPr>
+      <w:r>
+        <w:t>SLTU</w:t>
+      </w:r>
+    </w:p>
+    <w:p>
+      <w:pPr>
+        <w:pStyle w:val="ListBullet"/>
+        <w:tabs>
+          <w:tab w:val="clear" w:pos="360"/>
+          <w:tab w:val="num" w:pos="1080"/>
+        </w:tabs>
+        <w:ind w:left="1080"/>
+      </w:pPr>
+      <w:r>
+        <w:t>SLTI</w:t>
+      </w:r>
+    </w:p>
+    <w:p>
+      <w:pPr>
+        <w:pStyle w:val="ListBullet"/>
+        <w:tabs>
+          <w:tab w:val="clear" w:pos="360"/>
+          <w:tab w:val="num" w:pos="1080"/>
+        </w:tabs>
+        <w:ind w:left="1080"/>
+      </w:pPr>
+      <w:r>
+        <w:t>SLTIU</w:t>
+      </w:r>
+    </w:p>
+    <w:p>
+      <w:pPr>
+        <w:pStyle w:val="Heading2"/>
+      </w:pPr>
+      <w:r>
+        <w:lastRenderedPageBreak/>
+        <w:t>13/04/2026 (10:</w:t>
+      </w:r>
+      <w:r>
+        <w:t>45</w:t>
+      </w:r>
+      <w:r>
+        <w:t xml:space="preserve"> AM – </w:t>
+      </w:r>
+      <w:r>
+        <w:t>END</w:t>
+      </w:r>
+      <w:r>
+        <w:t>)</w:t>
+      </w:r>
+    </w:p>
+    <w:p>
+      <w:r>
+        <w:t xml:space="preserve">Implementation of the </w:t>
+      </w:r>
+      <w:r>
+        <w:t>branch instructions. This includes:</w:t>
+      </w:r>
+    </w:p>
+    <w:p>
+      <w:pPr>
+        <w:pStyle w:val="ListBullet"/>
+        <w:tabs>
+          <w:tab w:val="clear" w:pos="360"/>
+          <w:tab w:val="num" w:pos="1080"/>
+        </w:tabs>
+        <w:ind w:left="1080"/>
+      </w:pPr>
+      <w:r>
+        <w:t>BEQ</w:t>
+      </w:r>
+    </w:p>
+    <w:p>
+      <w:pPr>
+        <w:pStyle w:val="ListBullet"/>
+        <w:tabs>
+          <w:tab w:val="clear" w:pos="360"/>
+          <w:tab w:val="num" w:pos="1080"/>
+        </w:tabs>
+        <w:ind w:left="1080"/>
+      </w:pPr>
+      <w:r>
+        <w:t>BNE</w:t>
+      </w:r>
+    </w:p>
+    <w:p>
+      <w:pPr>
+        <w:pStyle w:val="ListBullet"/>
+        <w:tabs>
+          <w:tab w:val="clear" w:pos="360"/>
+          <w:tab w:val="num" w:pos="1080"/>
+        </w:tabs>
+        <w:ind w:left="1080"/>
+      </w:pPr>
+      <w:r>
+        <w:t>BLT</w:t>
+      </w:r>
+    </w:p>
+    <w:p>
+      <w:pPr>
+        <w:pStyle w:val="ListBullet"/>
+        <w:tabs>
+          <w:tab w:val="clear" w:pos="360"/>
+          <w:tab w:val="num" w:pos="1080"/>
+        </w:tabs>
+        <w:ind w:left="1080"/>
+      </w:pPr>
+      <w:r>
+        <w:t>BGE</w:t>
+      </w:r>
+    </w:p>
+    <w:p>
+      <w:pPr>
+        <w:pStyle w:val="ListBullet"/>
+        <w:tabs>
+          <w:tab w:val="clear" w:pos="360"/>
+          <w:tab w:val="num" w:pos="1080"/>
+        </w:tabs>
+        <w:ind w:left="1080"/>
+      </w:pPr>
+      <w:r>
+        <w:t>BLTU</w:t>
+      </w:r>
+    </w:p>
+    <w:p>
+      <w:pPr>
+        <w:pStyle w:val="ListBullet"/>
+        <w:tabs>
+          <w:tab w:val="clear" w:pos="360"/>
+          <w:tab w:val="num" w:pos="1080"/>
+        </w:tabs>
+        <w:ind w:left="1080"/>
+      </w:pPr>
+      <w:r>
+        <w:t>BGEU</w:t>
+      </w:r>
+      <w:bookmarkStart w:id="0" w:name="_GoBack"/>
+      <w:bookmarkEnd w:id="0"/>
+    </w:p>
     <w:p>
       <w:pPr>
         <w:pStyle w:val="ListBullet"/>
@@ -625,7 +1018,6 @@
         <w:ind w:left="360" w:hanging="360"/>
       </w:pPr>
     </w:p>
-    <w:p/>
     <w:p>
       <w:pPr>
         <w:pStyle w:val="ListBullet"/>
@@ -636,7 +1028,39 @@
         <w:ind w:left="360" w:hanging="360"/>
       </w:pPr>
     </w:p>
-    <w:bookmarkEnd w:id="0"/>
+    <w:p/>
+    <w:p>
+      <w:pPr>
+        <w:pStyle w:val="ListBullet"/>
+        <w:numPr>
+          <w:ilvl w:val="0"/>
+          <w:numId w:val="0"/>
+        </w:numPr>
+        <w:ind w:left="360" w:hanging="360"/>
+      </w:pPr>
+    </w:p>
+    <w:p/>
+    <w:p>
+      <w:pPr>
+        <w:pStyle w:val="ListBullet"/>
+        <w:numPr>
+          <w:ilvl w:val="0"/>
+          <w:numId w:val="0"/>
+        </w:numPr>
+        <w:ind w:left="360" w:hanging="360"/>
+      </w:pPr>
+    </w:p>
+    <w:p/>
+    <w:p>
+      <w:pPr>
+        <w:pStyle w:val="ListBullet"/>
+        <w:numPr>
+          <w:ilvl w:val="0"/>
+          <w:numId w:val="0"/>
+        </w:numPr>
+        <w:ind w:left="360" w:hanging="360"/>
+      </w:pPr>
+    </w:p>
     <w:p/>
     <w:sectPr>
       <w:pgSz w:w="12240" w:h="15840"/>
@@ -653,7 +1077,7 @@
   <w:abstractNum w:abstractNumId="0" w15:restartNumberingAfterBreak="0">
     <w:nsid w:val="FFFFFF89"/>
     <w:multiLevelType w:val="singleLevel"/>
-    <w:tmpl w:val="87DEF028"/>
+    <w:tmpl w:val="E500C8E0"/>
     <w:lvl w:ilvl="0">
       <w:start w:val="1"/>
       <w:numFmt w:val="bullet"/>
@@ -1184,6 +1608,19 @@
       <w:contextualSpacing/>
     </w:pPr>
   </w:style>
+  <w:style w:type="paragraph" w:customStyle="1" w:styleId="query-text-line">
+    <w:name w:val="query-text-line"/>
+    <w:basedOn w:val="Normal"/>
+    <w:rsid w:val="00313AB2"/>
+    <w:pPr>
+      <w:spacing w:before="100" w:beforeAutospacing="1" w:after="100" w:afterAutospacing="1" w:line="240" w:lineRule="auto"/>
+    </w:pPr>
+    <w:rPr>
+      <w:rFonts w:ascii="Times New Roman" w:eastAsia="Times New Roman" w:hAnsi="Times New Roman" w:cs="Times New Roman"/>
+      <w:sz w:val="24"/>
+      <w:szCs w:val="24"/>
+    </w:rPr>
+  </w:style>
 </w:styles>
 </file>
 

--- a/Project One - Milestone Two - Ahmed S. Mohammed's Journal.docx
+++ b/Project One - Milestone Two - Ahmed S. Mohammed's Journal.docx
@@ -911,102 +911,108 @@
         <w:t>45</w:t>
       </w:r>
       <w:r>
-        <w:t xml:space="preserve"> AM – </w:t>
-      </w:r>
-      <w:r>
-        <w:t>END</w:t>
-      </w:r>
-      <w:r>
-        <w:t>)</w:t>
-      </w:r>
-    </w:p>
-    <w:p>
-      <w:r>
-        <w:t xml:space="preserve">Implementation of the </w:t>
-      </w:r>
-      <w:r>
-        <w:t>branch instructions. This includes:</w:t>
-      </w:r>
-    </w:p>
-    <w:p>
-      <w:pPr>
-        <w:pStyle w:val="ListBullet"/>
-        <w:tabs>
-          <w:tab w:val="clear" w:pos="360"/>
-          <w:tab w:val="num" w:pos="1080"/>
-        </w:tabs>
-        <w:ind w:left="1080"/>
-      </w:pPr>
-      <w:r>
-        <w:t>BEQ</w:t>
-      </w:r>
-    </w:p>
-    <w:p>
-      <w:pPr>
-        <w:pStyle w:val="ListBullet"/>
-        <w:tabs>
-          <w:tab w:val="clear" w:pos="360"/>
-          <w:tab w:val="num" w:pos="1080"/>
-        </w:tabs>
-        <w:ind w:left="1080"/>
-      </w:pPr>
-      <w:r>
-        <w:t>BNE</w:t>
-      </w:r>
-    </w:p>
-    <w:p>
-      <w:pPr>
-        <w:pStyle w:val="ListBullet"/>
-        <w:tabs>
-          <w:tab w:val="clear" w:pos="360"/>
-          <w:tab w:val="num" w:pos="1080"/>
-        </w:tabs>
-        <w:ind w:left="1080"/>
-      </w:pPr>
-      <w:r>
-        <w:t>BLT</w:t>
-      </w:r>
-    </w:p>
-    <w:p>
-      <w:pPr>
-        <w:pStyle w:val="ListBullet"/>
-        <w:tabs>
-          <w:tab w:val="clear" w:pos="360"/>
-          <w:tab w:val="num" w:pos="1080"/>
-        </w:tabs>
-        <w:ind w:left="1080"/>
-      </w:pPr>
-      <w:r>
-        <w:t>BGE</w:t>
-      </w:r>
-    </w:p>
-    <w:p>
-      <w:pPr>
-        <w:pStyle w:val="ListBullet"/>
-        <w:tabs>
-          <w:tab w:val="clear" w:pos="360"/>
-          <w:tab w:val="num" w:pos="1080"/>
-        </w:tabs>
-        <w:ind w:left="1080"/>
-      </w:pPr>
-      <w:r>
-        <w:t>BLTU</w:t>
-      </w:r>
-    </w:p>
-    <w:p>
-      <w:pPr>
-        <w:pStyle w:val="ListBullet"/>
-        <w:tabs>
-          <w:tab w:val="clear" w:pos="360"/>
-          <w:tab w:val="num" w:pos="1080"/>
-        </w:tabs>
-        <w:ind w:left="1080"/>
-      </w:pPr>
-      <w:r>
-        <w:t>BGEU</w:t>
+        <w:t xml:space="preserve"> AM –</w:t>
+      </w:r>
+      <w:r>
+        <w:t xml:space="preserve"> 12:00 PM</w:t>
       </w:r>
       <w:bookmarkStart w:id="0" w:name="_GoBack"/>
       <w:bookmarkEnd w:id="0"/>
+      <w:r>
+        <w:t>)</w:t>
+      </w:r>
+    </w:p>
+    <w:p>
+      <w:r>
+        <w:t>Implementation</w:t>
+      </w:r>
+      <w:r>
+        <w:t xml:space="preserve"> and testing</w:t>
+      </w:r>
+      <w:r>
+        <w:t xml:space="preserve"> of the </w:t>
+      </w:r>
+      <w:r>
+        <w:t>branch instructions. This includes:</w:t>
+      </w:r>
+    </w:p>
+    <w:p>
+      <w:pPr>
+        <w:pStyle w:val="ListBullet"/>
+        <w:tabs>
+          <w:tab w:val="clear" w:pos="360"/>
+          <w:tab w:val="num" w:pos="1080"/>
+        </w:tabs>
+        <w:ind w:left="1080"/>
+      </w:pPr>
+      <w:r>
+        <w:t>BEQ</w:t>
+      </w:r>
+    </w:p>
+    <w:p>
+      <w:pPr>
+        <w:pStyle w:val="ListBullet"/>
+        <w:tabs>
+          <w:tab w:val="clear" w:pos="360"/>
+          <w:tab w:val="num" w:pos="1080"/>
+        </w:tabs>
+        <w:ind w:left="1080"/>
+      </w:pPr>
+      <w:r>
+        <w:t>BNE</w:t>
+      </w:r>
+    </w:p>
+    <w:p>
+      <w:pPr>
+        <w:pStyle w:val="ListBullet"/>
+        <w:tabs>
+          <w:tab w:val="clear" w:pos="360"/>
+          <w:tab w:val="num" w:pos="1080"/>
+        </w:tabs>
+        <w:ind w:left="1080"/>
+      </w:pPr>
+      <w:r>
+        <w:t>BLT</w:t>
+      </w:r>
+    </w:p>
+    <w:p>
+      <w:pPr>
+        <w:pStyle w:val="ListBullet"/>
+        <w:tabs>
+          <w:tab w:val="clear" w:pos="360"/>
+          <w:tab w:val="num" w:pos="1080"/>
+        </w:tabs>
+        <w:ind w:left="1080"/>
+      </w:pPr>
+      <w:r>
+        <w:t>BGE</w:t>
+      </w:r>
+    </w:p>
+    <w:p>
+      <w:pPr>
+        <w:pStyle w:val="ListBullet"/>
+        <w:tabs>
+          <w:tab w:val="clear" w:pos="360"/>
+          <w:tab w:val="num" w:pos="1080"/>
+        </w:tabs>
+        <w:ind w:left="1080"/>
+      </w:pPr>
+      <w:r>
+        <w:t>BLTU</w:t>
+      </w:r>
+    </w:p>
+    <w:p>
+      <w:pPr>
+        <w:pStyle w:val="ListBullet"/>
+        <w:tabs>
+          <w:tab w:val="clear" w:pos="360"/>
+          <w:tab w:val="num" w:pos="1080"/>
+        </w:tabs>
+        <w:ind w:left="1080"/>
+      </w:pPr>
+      <w:r>
+        <w:t>BGEU</w:t>
+      </w:r>
     </w:p>
     <w:p>
       <w:pPr>
@@ -1077,7 +1083,7 @@
   <w:abstractNum w:abstractNumId="0" w15:restartNumberingAfterBreak="0">
     <w:nsid w:val="FFFFFF89"/>
     <w:multiLevelType w:val="singleLevel"/>
-    <w:tmpl w:val="E500C8E0"/>
+    <w:tmpl w:val="5D4494FA"/>
     <w:lvl w:ilvl="0">
       <w:start w:val="1"/>
       <w:numFmt w:val="bullet"/>

--- a/Project One - Milestone Two - Ahmed S. Mohammed's Journal.docx
+++ b/Project One - Milestone Two - Ahmed S. Mohammed's Journal.docx
@@ -916,8 +916,6 @@
       <w:r>
         <w:t xml:space="preserve"> 12:00 PM</w:t>
       </w:r>
-      <w:bookmarkStart w:id="0" w:name="_GoBack"/>
-      <w:bookmarkEnd w:id="0"/>
       <w:r>
         <w:t>)</w:t>
       </w:r>
@@ -1012,6 +1010,78 @@
       </w:pPr>
       <w:r>
         <w:t>BGEU</w:t>
+      </w:r>
+    </w:p>
+    <w:p>
+      <w:pPr>
+        <w:pStyle w:val="ListBullet"/>
+        <w:numPr>
+          <w:ilvl w:val="0"/>
+          <w:numId w:val="0"/>
+        </w:numPr>
+      </w:pPr>
+    </w:p>
+    <w:p>
+      <w:pPr>
+        <w:pStyle w:val="Heading2"/>
+      </w:pPr>
+      <w:r>
+        <w:t>13/04/2026 (</w:t>
+      </w:r>
+      <w:r>
+        <w:t>12:30</w:t>
+      </w:r>
+      <w:r>
+        <w:t xml:space="preserve"> </w:t>
+      </w:r>
+      <w:r>
+        <w:t>P</w:t>
+      </w:r>
+      <w:r>
+        <w:t xml:space="preserve">M – </w:t>
+      </w:r>
+      <w:r>
+        <w:t>02</w:t>
+      </w:r>
+      <w:r>
+        <w:t>:</w:t>
+      </w:r>
+      <w:r>
+        <w:t>45</w:t>
+      </w:r>
+      <w:r>
+        <w:t xml:space="preserve"> PM)</w:t>
+      </w:r>
+    </w:p>
+    <w:p>
+      <w:r>
+        <w:t>Integrating, and testing instructions implemented by Omar. The two instructions are:</w:t>
+      </w:r>
+    </w:p>
+    <w:p>
+      <w:pPr>
+        <w:pStyle w:val="ListBullet"/>
+        <w:tabs>
+          <w:tab w:val="clear" w:pos="360"/>
+          <w:tab w:val="num" w:pos="1080"/>
+        </w:tabs>
+        <w:ind w:left="1080"/>
+      </w:pPr>
+      <w:r>
+        <w:t>JAL</w:t>
+      </w:r>
+    </w:p>
+    <w:p>
+      <w:pPr>
+        <w:pStyle w:val="ListBullet"/>
+        <w:tabs>
+          <w:tab w:val="clear" w:pos="360"/>
+          <w:tab w:val="num" w:pos="1080"/>
+        </w:tabs>
+        <w:ind w:left="1080"/>
+      </w:pPr>
+      <w:r>
+        <w:t>JALR</w:t>
       </w:r>
     </w:p>
     <w:p>
@@ -1023,6 +1093,9 @@
         </w:numPr>
         <w:ind w:left="360" w:hanging="360"/>
       </w:pPr>
+      <w:r>
+        <w:t>Implementing and testing the special instructions LUI and AUIPC.</w:t>
+      </w:r>
     </w:p>
     <w:p>
       <w:pPr>
@@ -1033,6 +1106,11 @@
         </w:numPr>
         <w:ind w:left="360" w:hanging="360"/>
       </w:pPr>
+      <w:r>
+        <w:t>Retested the whole project.</w:t>
+      </w:r>
+      <w:bookmarkStart w:id="0" w:name="_GoBack"/>
+      <w:bookmarkEnd w:id="0"/>
     </w:p>
     <w:p/>
     <w:p>
